--- a/аикмс3 жильцова.docx
+++ b/аикмс3 жильцова.docx
@@ -405,15 +405,7 @@
           <w:sz w:val="32"/>
           <w:szCs w:val="32"/>
         </w:rPr>
-        <w:t>Отчет по теме №</w:t>
-      </w:r>
-      <w:r>
-        <w:rPr>
-          <w:b/>
-          <w:sz w:val="32"/>
-          <w:szCs w:val="32"/>
-        </w:rPr>
-        <w:t>3</w:t>
+        <w:t>Отчет по теме №3</w:t>
       </w:r>
     </w:p>
     <w:p>
@@ -621,21 +613,12 @@
                 <w:lang w:eastAsia="en-US"/>
               </w:rPr>
             </w:pPr>
-            <w:proofErr w:type="spellStart"/>
             <w:r>
               <w:rPr>
                 <w:sz w:val="28"/>
                 <w:lang w:eastAsia="en-US"/>
               </w:rPr>
-              <w:t>Жильцова</w:t>
-            </w:r>
-            <w:proofErr w:type="spellEnd"/>
-            <w:r>
-              <w:rPr>
-                <w:sz w:val="28"/>
-                <w:lang w:eastAsia="en-US"/>
-              </w:rPr>
-              <w:t xml:space="preserve"> С.О</w:t>
+              <w:t>Жильцова С.О</w:t>
             </w:r>
           </w:p>
         </w:tc>
@@ -697,21 +680,12 @@
                 <w:lang w:eastAsia="en-US"/>
               </w:rPr>
             </w:pPr>
-            <w:proofErr w:type="spellStart"/>
             <w:r>
               <w:rPr>
                 <w:sz w:val="28"/>
                 <w:lang w:eastAsia="en-US"/>
               </w:rPr>
-              <w:t>Шендяпин</w:t>
-            </w:r>
-            <w:proofErr w:type="spellEnd"/>
-            <w:r>
-              <w:rPr>
-                <w:sz w:val="28"/>
-                <w:lang w:eastAsia="en-US"/>
-              </w:rPr>
-              <w:t xml:space="preserve"> А.В.</w:t>
+              <w:t>Шендяпин А.В.</w:t>
             </w:r>
           </w:p>
         </w:tc>
@@ -1164,18 +1138,10 @@
         <w:jc w:val="center"/>
       </w:pPr>
       <w:r>
-        <w:rPr>
-          <w:rFonts w:ascii="Times New Roman" w:hAnsi="Times New Roman" w:cs="Times New Roman"/>
-          <w:noProof/>
-          <w:color w:val="000000" w:themeColor="text1"/>
-          <w:sz w:val="28"/>
-          <w:szCs w:val="28"/>
-          <w:lang w:eastAsia="ru-RU" w:bidi="ar-SA"/>
-        </w:rPr>
         <w:drawing>
-          <wp:inline distT="0" distB="0" distL="0" distR="0" wp14:anchorId="1621EC4C" wp14:editId="2E72CD18">
-            <wp:extent cx="5940425" cy="3314474"/>
-            <wp:effectExtent l="0" t="0" r="3175" b="635"/>
+          <wp:inline distT="0" distB="0" distL="0" distR="0" wp14:anchorId="33361A5B" wp14:editId="4932D194">
+            <wp:extent cx="5940425" cy="3137285"/>
+            <wp:effectExtent l="0" t="0" r="3175" b="6350"/>
             <wp:docPr id="1" name="Рисунок 1"/>
             <wp:cNvGraphicFramePr>
               <a:graphicFrameLocks xmlns:a="http://schemas.openxmlformats.org/drawingml/2006/main" noChangeAspect="1"/>
@@ -1196,7 +1162,7 @@
                   <pic:spPr>
                     <a:xfrm>
                       <a:off x="0" y="0"/>
-                      <a:ext cx="5940425" cy="3314474"/>
+                      <a:ext cx="5940425" cy="3137285"/>
                     </a:xfrm>
                     <a:prstGeom prst="rect">
                       <a:avLst/>
@@ -1284,7 +1250,6 @@
           <w:color w:val="auto"/>
           <w:sz w:val="28"/>
           <w:szCs w:val="28"/>
-          <w:lang w:val="en-US"/>
         </w:rPr>
         <w:t xml:space="preserve">. </w:t>
       </w:r>
@@ -1297,18 +1262,15 @@
         </w:rPr>
         <w:t>Д</w:t>
       </w:r>
-      <w:proofErr w:type="spellStart"/>
       <w:r>
         <w:rPr>
           <w:rFonts w:ascii="Times New Roman" w:hAnsi="Times New Roman" w:cs="Times New Roman"/>
           <w:color w:val="auto"/>
           <w:sz w:val="28"/>
           <w:szCs w:val="28"/>
-          <w:lang w:val="en-US"/>
         </w:rPr>
         <w:t>иаграмм</w:t>
       </w:r>
-      <w:proofErr w:type="spellEnd"/>
       <w:r>
         <w:rPr>
           <w:rFonts w:ascii="Times New Roman" w:hAnsi="Times New Roman" w:cs="Times New Roman"/>
@@ -1324,24 +1286,9 @@
           <w:color w:val="auto"/>
           <w:sz w:val="28"/>
           <w:szCs w:val="28"/>
-          <w:lang w:val="en-US"/>
-        </w:rPr>
-        <w:t xml:space="preserve"> </w:t>
-      </w:r>
-      <w:proofErr w:type="spellStart"/>
-      <w:r>
-        <w:rPr>
-          <w:rFonts w:ascii="Times New Roman" w:hAnsi="Times New Roman" w:cs="Times New Roman"/>
-          <w:color w:val="auto"/>
-          <w:sz w:val="28"/>
-          <w:szCs w:val="28"/>
-          <w:lang w:val="en-US"/>
-        </w:rPr>
-        <w:t>компонентов</w:t>
-      </w:r>
-      <w:bookmarkStart w:id="3" w:name="_GoBack"/>
-      <w:bookmarkEnd w:id="3"/>
-      <w:proofErr w:type="spellEnd"/>
+        </w:rPr>
+        <w:t xml:space="preserve"> компонентов</w:t>
+      </w:r>
     </w:p>
     <w:p>
       <w:pPr>
@@ -1432,10 +1379,10 @@
           <w:szCs w:val="28"/>
         </w:rPr>
         <w:drawing>
-          <wp:inline distT="0" distB="0" distL="0" distR="0" wp14:anchorId="7A9BE575" wp14:editId="49BEA6AD">
-            <wp:extent cx="5934903" cy="4058216"/>
-            <wp:effectExtent l="0" t="0" r="8890" b="0"/>
-            <wp:docPr id="4" name="Рисунок 4"/>
+          <wp:inline distT="0" distB="0" distL="0" distR="0" wp14:anchorId="65933388" wp14:editId="44CDA21C">
+            <wp:extent cx="5940425" cy="3475109"/>
+            <wp:effectExtent l="0" t="0" r="3175" b="0"/>
+            <wp:docPr id="2" name="Рисунок 2"/>
             <wp:cNvGraphicFramePr>
               <a:graphicFrameLocks xmlns:a="http://schemas.openxmlformats.org/drawingml/2006/main" noChangeAspect="1"/>
             </wp:cNvGraphicFramePr>
@@ -1455,7 +1402,7 @@
                   <pic:spPr>
                     <a:xfrm>
                       <a:off x="0" y="0"/>
-                      <a:ext cx="5934903" cy="4058216"/>
+                      <a:ext cx="5940425" cy="3475109"/>
                     </a:xfrm>
                     <a:prstGeom prst="rect">
                       <a:avLst/>
@@ -1467,6 +1414,8 @@
           </wp:inline>
         </w:drawing>
       </w:r>
+      <w:bookmarkStart w:id="3" w:name="_GoBack"/>
+      <w:bookmarkEnd w:id="3"/>
     </w:p>
     <w:p>
       <w:pPr>
